--- a/swh/docx/66.content.docx
+++ b/swh/docx/66.content.docx
@@ -19,7 +19,7 @@
         <w:rPr>
           <w:lang w:val="sw_KE" w:bidi="sw_KE"/>
         </w:rPr>
-        <w:t>Resource: Maelezo ya Masomo - Machapisho ya Vitabu (Tyndale)</w:t>
+        <w:t>Resource: Tyndale Open Study Notes</w:t>
       </w:r>
       <w:r>
         <w:rPr>
@@ -112,7 +112,7 @@
         <w:rPr>
           <w:lang w:val="sw_KE" w:bidi="sw_KE"/>
         </w:rPr>
-        <w:t>Maelezo ya Masomo - Machapisho ya Vitabu (Tyndale)</w:t>
+        <w:t>Tyndale Open Study Notes</w:t>
       </w:r>
     </w:p>
     <w:p>

--- a/swh/docx/66.content.docx
+++ b/swh/docx/66.content.docx
@@ -19,7 +19,7 @@
         <w:rPr>
           <w:lang w:val="sw_KE" w:bidi="sw_KE"/>
         </w:rPr>
-        <w:t>Resource: Tyndale Open Study Notes</w:t>
+        <w:t>Resource: Aquifer Open Study Notes (Book Intros)</w:t>
       </w:r>
       <w:r>
         <w:rPr>
@@ -112,7 +112,7 @@
         <w:rPr>
           <w:lang w:val="sw_KE" w:bidi="sw_KE"/>
         </w:rPr>
-        <w:t>Tyndale Open Study Notes</w:t>
+        <w:t>Aquifer Open Study Notes (Book Intros)</w:t>
       </w:r>
     </w:p>
     <w:p>

--- a/swh/docx/66.content.docx
+++ b/swh/docx/66.content.docx
@@ -297,54 +297,36 @@
         </w:rPr>
         <w:t>Ufunuo unaanza kwa njia isiyo ya kawaida, ukiwa na utangulizi wa aina tatu tofauti. Kwanza, Yohana anaeleza asili ya kiunabii ya kitabu (</w:t>
       </w:r>
-      <w:hyperlink r:id="rId13">
-        <w:r>
-          <w:rPr>
-            <w:lang w:val="sw_KE" w:bidi="sw_KE"/>
-          </w:rPr>
-          <w:rPr>
-            <w:color w:val="0000EE"/>
-            <w:u w:val="single"/>
-          </w:rPr>
-          <w:t>1:1–3</w:t>
-        </w:r>
-      </w:hyperlink>
+      <w:r>
+        <w:rPr>
+          <w:lang w:val="sw_KE" w:bidi="sw_KE"/>
+        </w:rPr>
+        <w:t>1:1–3</w:t>
+      </w:r>
       <w:r>
         <w:rPr>
           <w:lang w:val="sw_KE" w:bidi="sw_KE"/>
         </w:rPr>
         <w:t>); kisha kuna salamu ya barua (</w:t>
       </w:r>
-      <w:hyperlink r:id="rId14">
-        <w:r>
-          <w:rPr>
-            <w:lang w:val="sw_KE" w:bidi="sw_KE"/>
-          </w:rPr>
-          <w:rPr>
-            <w:color w:val="0000EE"/>
-            <w:u w:val="single"/>
-          </w:rPr>
-          <w:t>1:4–8</w:t>
-        </w:r>
-      </w:hyperlink>
+      <w:r>
+        <w:rPr>
+          <w:lang w:val="sw_KE" w:bidi="sw_KE"/>
+        </w:rPr>
+        <w:t>1:4–8</w:t>
+      </w:r>
       <w:r>
         <w:rPr>
           <w:lang w:val="sw_KE" w:bidi="sw_KE"/>
         </w:rPr>
         <w:t>) ikifuatiwa na utangulizi wa kihistoria (</w:t>
       </w:r>
-      <w:hyperlink r:id="rId15">
-        <w:r>
-          <w:rPr>
-            <w:lang w:val="sw_KE" w:bidi="sw_KE"/>
-          </w:rPr>
-          <w:rPr>
-            <w:color w:val="0000EE"/>
-            <w:u w:val="single"/>
-          </w:rPr>
-          <w:t>1:9–11</w:t>
-        </w:r>
-      </w:hyperlink>
+      <w:r>
+        <w:rPr>
+          <w:lang w:val="sw_KE" w:bidi="sw_KE"/>
+        </w:rPr>
+        <w:t>1:9–11</w:t>
+      </w:r>
       <w:r>
         <w:rPr>
           <w:lang w:val="sw_KE" w:bidi="sw_KE"/>
@@ -365,54 +347,36 @@
         </w:rPr>
         <w:t>Kitabu kinaelezea maono ya Yesu (</w:t>
       </w:r>
-      <w:hyperlink r:id="rId16">
-        <w:r>
-          <w:rPr>
-            <w:lang w:val="sw_KE" w:bidi="sw_KE"/>
-          </w:rPr>
-          <w:rPr>
-            <w:color w:val="0000EE"/>
-            <w:u w:val="single"/>
-          </w:rPr>
-          <w:t>1:12–20</w:t>
-        </w:r>
-      </w:hyperlink>
+      <w:r>
+        <w:rPr>
+          <w:lang w:val="sw_KE" w:bidi="sw_KE"/>
+        </w:rPr>
+        <w:t>1:12–20</w:t>
+      </w:r>
       <w:r>
         <w:rPr>
           <w:lang w:val="sw_KE" w:bidi="sw_KE"/>
         </w:rPr>
         <w:t>). Katika barua kwa makanisa saba katika jimbo la Asia, Kristo anazungumza na waumini kuhusu maisha ya makanisa binafsi (</w:t>
       </w:r>
-      <w:hyperlink r:id="rId17">
-        <w:r>
-          <w:rPr>
-            <w:lang w:val="sw_KE" w:bidi="sw_KE"/>
-          </w:rPr>
-          <w:rPr>
-            <w:color w:val="0000EE"/>
-            <w:u w:val="single"/>
-          </w:rPr>
-          <w:t>sura 2–3</w:t>
-        </w:r>
-      </w:hyperlink>
+      <w:r>
+        <w:rPr>
+          <w:lang w:val="sw_KE" w:bidi="sw_KE"/>
+        </w:rPr>
+        <w:t>sura 2–3</w:t>
+      </w:r>
       <w:r>
         <w:rPr>
           <w:lang w:val="sw_KE" w:bidi="sw_KE"/>
         </w:rPr>
         <w:t xml:space="preserve">). Baada ya barua hizi, </w:t>
       </w:r>
-      <w:hyperlink r:id="rId18">
-        <w:r>
-          <w:rPr>
-            <w:lang w:val="sw_KE" w:bidi="sw_KE"/>
-          </w:rPr>
-          <w:rPr>
-            <w:color w:val="0000EE"/>
-            <w:u w:val="single"/>
-          </w:rPr>
-          <w:t>sura 4–5</w:t>
-        </w:r>
-      </w:hyperlink>
+      <w:r>
+        <w:rPr>
+          <w:lang w:val="sw_KE" w:bidi="sw_KE"/>
+        </w:rPr>
+        <w:t>sura 4–5</w:t>
+      </w:r>
       <w:r>
         <w:rPr>
           <w:lang w:val="sw_KE" w:bidi="sw_KE"/>
@@ -433,54 +397,36 @@
         </w:rPr>
         <w:t>Moyo wa kitabu (</w:t>
       </w:r>
-      <w:hyperlink r:id="rId19">
-        <w:r>
-          <w:rPr>
-            <w:lang w:val="sw_KE" w:bidi="sw_KE"/>
-          </w:rPr>
-          <w:rPr>
-            <w:color w:val="0000EE"/>
-            <w:u w:val="single"/>
-          </w:rPr>
-          <w:t>sura 6–16</w:t>
-        </w:r>
-      </w:hyperlink>
+      <w:r>
+        <w:rPr>
+          <w:lang w:val="sw_KE" w:bidi="sw_KE"/>
+        </w:rPr>
+        <w:t>sura 6–16</w:t>
+      </w:r>
       <w:r>
         <w:rPr>
           <w:lang w:val="sw_KE" w:bidi="sw_KE"/>
         </w:rPr>
         <w:t>) unaelezea drama katika Matendo matatu ya hukumu. Katika tendo la kwanza (</w:t>
       </w:r>
-      <w:hyperlink r:id="rId20">
-        <w:r>
-          <w:rPr>
-            <w:lang w:val="sw_KE" w:bidi="sw_KE"/>
-          </w:rPr>
-          <w:rPr>
-            <w:color w:val="0000EE"/>
-            <w:u w:val="single"/>
-          </w:rPr>
-          <w:t>6:1–8:1</w:t>
-        </w:r>
-      </w:hyperlink>
+      <w:r>
+        <w:rPr>
+          <w:lang w:val="sw_KE" w:bidi="sw_KE"/>
+        </w:rPr>
+        <w:t>6:1–8:1</w:t>
+      </w:r>
       <w:r>
         <w:rPr>
           <w:lang w:val="sw_KE" w:bidi="sw_KE"/>
         </w:rPr>
         <w:t>), Kristo anafungua mihuri saba inayosababisha hukumu saba. Tendo hili pia lina sehemu ya kwanza ya mapumziko (</w:t>
       </w:r>
-      <w:hyperlink r:id="rId21">
-        <w:r>
-          <w:rPr>
-            <w:lang w:val="sw_KE" w:bidi="sw_KE"/>
-          </w:rPr>
-          <w:rPr>
-            <w:color w:val="0000EE"/>
-            <w:u w:val="single"/>
-          </w:rPr>
-          <w:t>sura 7</w:t>
-        </w:r>
-      </w:hyperlink>
+      <w:r>
+        <w:rPr>
+          <w:lang w:val="sw_KE" w:bidi="sw_KE"/>
+        </w:rPr>
+        <w:t>sura 7</w:t>
+      </w:r>
       <w:r>
         <w:rPr>
           <w:lang w:val="sw_KE" w:bidi="sw_KE"/>
@@ -501,72 +447,48 @@
         </w:rPr>
         <w:t>Kitendo cha Pili kinaonyesha malaika saba wakipiga tarumbeta saba (</w:t>
       </w:r>
-      <w:hyperlink r:id="rId22">
-        <w:r>
-          <w:rPr>
-            <w:lang w:val="sw_KE" w:bidi="sw_KE"/>
-          </w:rPr>
-          <w:rPr>
-            <w:color w:val="0000EE"/>
-            <w:u w:val="single"/>
-          </w:rPr>
-          <w:t>8:2–11:19</w:t>
-        </w:r>
-      </w:hyperlink>
+      <w:r>
+        <w:rPr>
+          <w:lang w:val="sw_KE" w:bidi="sw_KE"/>
+        </w:rPr>
+        <w:t>8:2–11:19</w:t>
+      </w:r>
       <w:r>
         <w:rPr>
           <w:lang w:val="sw_KE" w:bidi="sw_KE"/>
         </w:rPr>
         <w:t>) katika mtazamo wa Pili wa hukumu juu ya dunia. Tarumbeta ya sita inafuatiwa na kipindi cha siri cha Pili (</w:t>
       </w:r>
-      <w:hyperlink r:id="rId23">
-        <w:r>
-          <w:rPr>
-            <w:lang w:val="sw_KE" w:bidi="sw_KE"/>
-          </w:rPr>
-          <w:rPr>
-            <w:color w:val="0000EE"/>
-            <w:u w:val="single"/>
-          </w:rPr>
-          <w:t>10:1–10</w:t>
-        </w:r>
-      </w:hyperlink>
+      <w:r>
+        <w:rPr>
+          <w:lang w:val="sw_KE" w:bidi="sw_KE"/>
+        </w:rPr>
+        <w:t>10:1–10</w:t>
+      </w:r>
       <w:r>
         <w:rPr>
           <w:lang w:val="sw_KE" w:bidi="sw_KE"/>
         </w:rPr>
         <w:t>) ambapo malaika, kitabu kidogo, na ngurumo saba za siri zinatoa nafasi kwa picha tamu na chungu ya mashahidi wawili wanaotangaza ujumbe wa Mungu (</w:t>
       </w:r>
-      <w:hyperlink r:id="rId24">
-        <w:r>
-          <w:rPr>
-            <w:lang w:val="sw_KE" w:bidi="sw_KE"/>
-          </w:rPr>
-          <w:rPr>
-            <w:color w:val="0000EE"/>
-            <w:u w:val="single"/>
-          </w:rPr>
-          <w:t>11:1–14</w:t>
-        </w:r>
-      </w:hyperlink>
+      <w:r>
+        <w:rPr>
+          <w:lang w:val="sw_KE" w:bidi="sw_KE"/>
+        </w:rPr>
+        <w:t>11:1–14</w:t>
+      </w:r>
       <w:r>
         <w:rPr>
           <w:lang w:val="sw_KE" w:bidi="sw_KE"/>
         </w:rPr>
         <w:t>). Tarumbeta ya mwisho inatangaza mbinguni, Ufalme ujao wa Kristo Bwana (</w:t>
       </w:r>
-      <w:hyperlink r:id="rId25">
-        <w:r>
-          <w:rPr>
-            <w:lang w:val="sw_KE" w:bidi="sw_KE"/>
-          </w:rPr>
-          <w:rPr>
-            <w:color w:val="0000EE"/>
-            <w:u w:val="single"/>
-          </w:rPr>
-          <w:t>11:15–19</w:t>
-        </w:r>
-      </w:hyperlink>
+      <w:r>
+        <w:rPr>
+          <w:lang w:val="sw_KE" w:bidi="sw_KE"/>
+        </w:rPr>
+        <w:t>11:15–19</w:t>
+      </w:r>
       <w:r>
         <w:rPr>
           <w:lang w:val="sw_KE" w:bidi="sw_KE"/>
@@ -587,108 +509,72 @@
         </w:rPr>
         <w:t xml:space="preserve">Baada ya kitendo cha Pili, Ufunuo unabadilika kuwa mfululizo wa ishara tatu kubwa na picha za mfano. </w:t>
       </w:r>
-      <w:hyperlink r:id="rId26">
-        <w:r>
-          <w:rPr>
-            <w:lang w:val="sw_KE" w:bidi="sw_KE"/>
-          </w:rPr>
-          <w:rPr>
-            <w:color w:val="0000EE"/>
-            <w:u w:val="single"/>
-          </w:rPr>
-          <w:t>Mlango 12</w:t>
-        </w:r>
-      </w:hyperlink>
+      <w:r>
+        <w:rPr>
+          <w:lang w:val="sw_KE" w:bidi="sw_KE"/>
+        </w:rPr>
+        <w:t>Mlango 12</w:t>
+      </w:r>
       <w:r>
         <w:rPr>
           <w:lang w:val="sw_KE" w:bidi="sw_KE"/>
         </w:rPr>
         <w:t xml:space="preserve"> unaonyesha vita vya ulimwengu kati ya wema na uovu na kuzaliwa kwa mkombozi aliyeahidiwa, Kristo, ambaye Mungu anamwokoa kutoka kwa nia mbaya za Shetani (</w:t>
       </w:r>
-      <w:hyperlink r:id="rId27">
-        <w:r>
-          <w:rPr>
-            <w:lang w:val="sw_KE" w:bidi="sw_KE"/>
-          </w:rPr>
-          <w:rPr>
-            <w:color w:val="0000EE"/>
-            <w:u w:val="single"/>
-          </w:rPr>
-          <w:t>12:1–10</w:t>
-        </w:r>
-      </w:hyperlink>
+      <w:r>
+        <w:rPr>
+          <w:lang w:val="sw_KE" w:bidi="sw_KE"/>
+        </w:rPr>
+        <w:t>12:1–10</w:t>
+      </w:r>
       <w:r>
         <w:rPr>
           <w:lang w:val="sw_KE" w:bidi="sw_KE"/>
         </w:rPr>
         <w:t>). Ingawa ameshindwa, Shetani—anaonyeshwa kama joka—anaendelea kuleta vurugu miongoni mwa watu wa Mungu (</w:t>
       </w:r>
-      <w:hyperlink r:id="rId28">
-        <w:r>
-          <w:rPr>
-            <w:lang w:val="sw_KE" w:bidi="sw_KE"/>
-          </w:rPr>
-          <w:rPr>
-            <w:color w:val="0000EE"/>
-            <w:u w:val="single"/>
-          </w:rPr>
-          <w:t>12:11–17</w:t>
-        </w:r>
-      </w:hyperlink>
+      <w:r>
+        <w:rPr>
+          <w:lang w:val="sw_KE" w:bidi="sw_KE"/>
+        </w:rPr>
+        <w:t>12:11–17</w:t>
+      </w:r>
       <w:r>
         <w:rPr>
           <w:lang w:val="sw_KE" w:bidi="sw_KE"/>
         </w:rPr>
         <w:t>). Kitabu hicho kinatambulisha wanyama wengine wawili, ambao pamoja na joka wanaunda "utatu wa uovu" wa uongo duniani (</w:t>
       </w:r>
-      <w:hyperlink r:id="rId29">
-        <w:r>
-          <w:rPr>
-            <w:lang w:val="sw_KE" w:bidi="sw_KE"/>
-          </w:rPr>
-          <w:rPr>
-            <w:color w:val="0000EE"/>
-            <w:u w:val="single"/>
-          </w:rPr>
-          <w:t>Mlango 13</w:t>
-        </w:r>
-      </w:hyperlink>
+      <w:r>
+        <w:rPr>
+          <w:lang w:val="sw_KE" w:bidi="sw_KE"/>
+        </w:rPr>
+        <w:t>Mlango 13</w:t>
+      </w:r>
       <w:r>
         <w:rPr>
           <w:lang w:val="sw_KE" w:bidi="sw_KE"/>
         </w:rPr>
         <w:t>). Nguvu hizi za uovu zinatofautiana sana na Mwanakondoo wa Mungu na watumishi wake waaminifu wakiwa wamesimama kwenye Mlima Sayuni, mahali pa ukombozi na utawala wa Mungu (</w:t>
       </w:r>
-      <w:hyperlink r:id="rId30">
-        <w:r>
-          <w:rPr>
-            <w:lang w:val="sw_KE" w:bidi="sw_KE"/>
-          </w:rPr>
-          <w:rPr>
-            <w:color w:val="0000EE"/>
-            <w:u w:val="single"/>
-          </w:rPr>
-          <w:t>14:1–5</w:t>
-        </w:r>
-      </w:hyperlink>
+      <w:r>
+        <w:rPr>
+          <w:lang w:val="sw_KE" w:bidi="sw_KE"/>
+        </w:rPr>
+        <w:t>14:1–5</w:t>
+      </w:r>
       <w:r>
         <w:rPr>
           <w:lang w:val="sw_KE" w:bidi="sw_KE"/>
         </w:rPr>
         <w:t>). Malaika watatu wanatoa ujumbe wa Mungu wa hukumu inayokuja na uharibifu wa nguvu za uovu (</w:t>
       </w:r>
-      <w:hyperlink r:id="rId31">
-        <w:r>
-          <w:rPr>
-            <w:lang w:val="sw_KE" w:bidi="sw_KE"/>
-          </w:rPr>
-          <w:rPr>
-            <w:color w:val="0000EE"/>
-            <w:u w:val="single"/>
-          </w:rPr>
-          <w:t>14:6–20</w:t>
-        </w:r>
-      </w:hyperlink>
+      <w:r>
+        <w:rPr>
+          <w:lang w:val="sw_KE" w:bidi="sw_KE"/>
+        </w:rPr>
+        <w:t>14:6–20</w:t>
+      </w:r>
       <w:r>
         <w:rPr>
           <w:lang w:val="sw_KE" w:bidi="sw_KE"/>
@@ -709,36 +595,24 @@
         </w:rPr>
         <w:t>Kitendo cha tatu na cha mwisho cha hukumu kinahusisha mapigo saba (</w:t>
       </w:r>
-      <w:hyperlink r:id="rId32">
-        <w:r>
-          <w:rPr>
-            <w:lang w:val="sw_KE" w:bidi="sw_KE"/>
-          </w:rPr>
-          <w:rPr>
-            <w:color w:val="0000EE"/>
-            <w:u w:val="single"/>
-          </w:rPr>
-          <w:t>sura 16</w:t>
-        </w:r>
-      </w:hyperlink>
+      <w:r>
+        <w:rPr>
+          <w:lang w:val="sw_KE" w:bidi="sw_KE"/>
+        </w:rPr>
+        <w:t>sura 16</w:t>
+      </w:r>
       <w:r>
         <w:rPr>
           <w:lang w:val="sw_KE" w:bidi="sw_KE"/>
         </w:rPr>
         <w:t>), ambayo Yohana anayatambulisha kupitia wimbo wa pamoja wa Mose na Mwanakondoo (</w:t>
       </w:r>
-      <w:hyperlink r:id="rId33">
-        <w:r>
-          <w:rPr>
-            <w:lang w:val="sw_KE" w:bidi="sw_KE"/>
-          </w:rPr>
-          <w:rPr>
-            <w:color w:val="0000EE"/>
-            <w:u w:val="single"/>
-          </w:rPr>
-          <w:t>sura 15</w:t>
-        </w:r>
-      </w:hyperlink>
+      <w:r>
+        <w:rPr>
+          <w:lang w:val="sw_KE" w:bidi="sw_KE"/>
+        </w:rPr>
+        <w:t>sura 15</w:t>
+      </w:r>
       <w:r>
         <w:rPr>
           <w:lang w:val="sw_KE" w:bidi="sw_KE"/>
@@ -759,162 +633,108 @@
         </w:rPr>
         <w:t xml:space="preserve">Baada ya mapigo, Yohana anasimulia mwisho wa kahaba mkuu, Babuloni (au Rumi, </w:t>
       </w:r>
-      <w:hyperlink r:id="rId34">
-        <w:r>
-          <w:rPr>
-            <w:lang w:val="sw_KE" w:bidi="sw_KE"/>
-          </w:rPr>
-          <w:rPr>
-            <w:color w:val="0000EE"/>
-            <w:u w:val="single"/>
-          </w:rPr>
-          <w:t>sura 17</w:t>
-        </w:r>
-      </w:hyperlink>
+      <w:r>
+        <w:rPr>
+          <w:lang w:val="sw_KE" w:bidi="sw_KE"/>
+        </w:rPr>
+        <w:t>sura 17</w:t>
+      </w:r>
       <w:r>
         <w:rPr>
           <w:lang w:val="sw_KE" w:bidi="sw_KE"/>
         </w:rPr>
         <w:t>). Wakati dunia inaomboleza kupotea kwa chanzo hiki kinachodhaniwa cha usalama (</w:t>
       </w:r>
-      <w:hyperlink r:id="rId35">
-        <w:r>
-          <w:rPr>
-            <w:lang w:val="sw_KE" w:bidi="sw_KE"/>
-          </w:rPr>
-          <w:rPr>
-            <w:color w:val="0000EE"/>
-            <w:u w:val="single"/>
-          </w:rPr>
-          <w:t>18:1–19</w:t>
-        </w:r>
-      </w:hyperlink>
+      <w:r>
+        <w:rPr>
+          <w:lang w:val="sw_KE" w:bidi="sw_KE"/>
+        </w:rPr>
+        <w:t>18:1–19</w:t>
+      </w:r>
       <w:r>
         <w:rPr>
           <w:lang w:val="sw_KE" w:bidi="sw_KE"/>
         </w:rPr>
         <w:t>), mbinguni, mitume, na manabii wanafurahia uharibifu wake (</w:t>
       </w:r>
-      <w:hyperlink r:id="rId36">
-        <w:r>
-          <w:rPr>
-            <w:lang w:val="sw_KE" w:bidi="sw_KE"/>
-          </w:rPr>
-          <w:rPr>
-            <w:color w:val="0000EE"/>
-            <w:u w:val="single"/>
-          </w:rPr>
-          <w:t>18:20–24</w:t>
-        </w:r>
-      </w:hyperlink>
+      <w:r>
+        <w:rPr>
+          <w:lang w:val="sw_KE" w:bidi="sw_KE"/>
+        </w:rPr>
+        <w:t>18:20–24</w:t>
+      </w:r>
       <w:r>
         <w:rPr>
           <w:lang w:val="sw_KE" w:bidi="sw_KE"/>
         </w:rPr>
         <w:t>) kwa nyimbo za ushindi wa Mungu (</w:t>
       </w:r>
-      <w:hyperlink r:id="rId37">
-        <w:r>
-          <w:rPr>
-            <w:lang w:val="sw_KE" w:bidi="sw_KE"/>
-          </w:rPr>
-          <w:rPr>
-            <w:color w:val="0000EE"/>
-            <w:u w:val="single"/>
-          </w:rPr>
-          <w:t>19:1–10</w:t>
-        </w:r>
-      </w:hyperlink>
+      <w:r>
+        <w:rPr>
+          <w:lang w:val="sw_KE" w:bidi="sw_KE"/>
+        </w:rPr>
+        <w:t>19:1–10</w:t>
+      </w:r>
       <w:r>
         <w:rPr>
           <w:lang w:val="sw_KE" w:bidi="sw_KE"/>
         </w:rPr>
         <w:t>). Maadui wa Mungu hawana nafasi ya kufanikiwa dhidi ya Bwana wa mabwana. Wanyama (miundo ya nguvu ya dunia) na wote wanaowafuata wanakutana na mwisho wao wa haki katika ziwa la moto wakati Yesu anaharibu maadui zake katika vita vya Harmagedoni (</w:t>
       </w:r>
-      <w:hyperlink r:id="rId38">
-        <w:r>
-          <w:rPr>
-            <w:lang w:val="sw_KE" w:bidi="sw_KE"/>
-          </w:rPr>
-          <w:rPr>
-            <w:color w:val="0000EE"/>
-            <w:u w:val="single"/>
-          </w:rPr>
-          <w:t>19:11–21</w:t>
-        </w:r>
-      </w:hyperlink>
+      <w:r>
+        <w:rPr>
+          <w:lang w:val="sw_KE" w:bidi="sw_KE"/>
+        </w:rPr>
+        <w:t>19:11–21</w:t>
+      </w:r>
       <w:r>
         <w:rPr>
           <w:lang w:val="sw_KE" w:bidi="sw_KE"/>
         </w:rPr>
         <w:t>). Wakati shetani anafungwa (</w:t>
       </w:r>
-      <w:hyperlink r:id="rId39">
-        <w:r>
-          <w:rPr>
-            <w:lang w:val="sw_KE" w:bidi="sw_KE"/>
-          </w:rPr>
-          <w:rPr>
-            <w:color w:val="0000EE"/>
-            <w:u w:val="single"/>
-          </w:rPr>
-          <w:t>20:1–3</w:t>
-        </w:r>
-      </w:hyperlink>
+      <w:r>
+        <w:rPr>
+          <w:lang w:val="sw_KE" w:bidi="sw_KE"/>
+        </w:rPr>
+        <w:t>20:1–3</w:t>
+      </w:r>
       <w:r>
         <w:rPr>
           <w:lang w:val="sw_KE" w:bidi="sw_KE"/>
         </w:rPr>
         <w:t>), watakatifu wa Mungu wanafurahia mapumziko wanapotawala na Kristo duniani (</w:t>
       </w:r>
-      <w:hyperlink r:id="rId40">
-        <w:r>
-          <w:rPr>
-            <w:lang w:val="sw_KE" w:bidi="sw_KE"/>
-          </w:rPr>
-          <w:rPr>
-            <w:color w:val="0000EE"/>
-            <w:u w:val="single"/>
-          </w:rPr>
-          <w:t>20:4–6</w:t>
-        </w:r>
-      </w:hyperlink>
+      <w:r>
+        <w:rPr>
+          <w:lang w:val="sw_KE" w:bidi="sw_KE"/>
+        </w:rPr>
+        <w:t>20:4–6</w:t>
+      </w:r>
       <w:r>
         <w:rPr>
           <w:lang w:val="sw_KE" w:bidi="sw_KE"/>
         </w:rPr>
         <w:t>). Licha ya jaribio la Shetani la kumshinda Mungu katika vita, naye pia anatupwa katika ziwa la moto (</w:t>
       </w:r>
-      <w:hyperlink r:id="rId41">
-        <w:r>
-          <w:rPr>
-            <w:lang w:val="sw_KE" w:bidi="sw_KE"/>
-          </w:rPr>
-          <w:rPr>
-            <w:color w:val="0000EE"/>
-            <w:u w:val="single"/>
-          </w:rPr>
-          <w:t>20:7–10</w:t>
-        </w:r>
-      </w:hyperlink>
+      <w:r>
+        <w:rPr>
+          <w:lang w:val="sw_KE" w:bidi="sw_KE"/>
+        </w:rPr>
+        <w:t>20:7–10</w:t>
+      </w:r>
       <w:r>
         <w:rPr>
           <w:lang w:val="sw_KE" w:bidi="sw_KE"/>
         </w:rPr>
         <w:t>). Wote wanaomfuata joka wanahukumiwa mbele ya kiti cha enzi cha Mungu, na kifo—adui mkubwa wa binadamu—kinamalizwa (</w:t>
       </w:r>
-      <w:hyperlink r:id="rId42">
-        <w:r>
-          <w:rPr>
-            <w:lang w:val="sw_KE" w:bidi="sw_KE"/>
-          </w:rPr>
-          <w:rPr>
-            <w:color w:val="0000EE"/>
-            <w:u w:val="single"/>
-          </w:rPr>
-          <w:t>20:11–15</w:t>
-        </w:r>
-      </w:hyperlink>
+      <w:r>
+        <w:rPr>
+          <w:lang w:val="sw_KE" w:bidi="sw_KE"/>
+        </w:rPr>
+        <w:t>20:11–15</w:t>
+      </w:r>
       <w:r>
         <w:rPr>
           <w:lang w:val="sw_KE" w:bidi="sw_KE"/>
@@ -935,54 +755,36 @@
         </w:rPr>
         <w:t>Hatimaye, Yohana anachora picha ya ajabu ya mbinguni, akipanua mawazo ya binadamu kwa muundo, ukubwa, na picha za mfano (</w:t>
       </w:r>
-      <w:hyperlink r:id="rId43">
-        <w:r>
-          <w:rPr>
-            <w:lang w:val="sw_KE" w:bidi="sw_KE"/>
-          </w:rPr>
-          <w:rPr>
-            <w:color w:val="0000EE"/>
-            <w:u w:val="single"/>
-          </w:rPr>
-          <w:t>sura 21–22</w:t>
-        </w:r>
-      </w:hyperlink>
+      <w:r>
+        <w:rPr>
+          <w:lang w:val="sw_KE" w:bidi="sw_KE"/>
+        </w:rPr>
+        <w:t>sura 21–22</w:t>
+      </w:r>
       <w:r>
         <w:rPr>
           <w:lang w:val="sw_KE" w:bidi="sw_KE"/>
         </w:rPr>
         <w:t>). Mandhari haya, pamoja na maono yao ya tumaini, yanatoa hitimisho linalofaa kwa Ufunuo na kwa Biblia nzima. Roho na kanisa wanawaalika wasomaji wote kuja na kupokea ahadi ya milele ya Mungu (</w:t>
       </w:r>
-      <w:hyperlink r:id="rId44">
-        <w:r>
-          <w:rPr>
-            <w:lang w:val="sw_KE" w:bidi="sw_KE"/>
-          </w:rPr>
-          <w:rPr>
-            <w:color w:val="0000EE"/>
-            <w:u w:val="single"/>
-          </w:rPr>
-          <w:t>22:17</w:t>
-        </w:r>
-      </w:hyperlink>
+      <w:r>
+        <w:rPr>
+          <w:lang w:val="sw_KE" w:bidi="sw_KE"/>
+        </w:rPr>
+        <w:t>22:17</w:t>
+      </w:r>
       <w:r>
         <w:rPr>
           <w:lang w:val="sw_KE" w:bidi="sw_KE"/>
         </w:rPr>
         <w:t>). Kitabu kinahitimishwa na sala endelevu ya wale wanaomfuata Kristo: “Njoo, Bwana Yesu!” (</w:t>
       </w:r>
-      <w:hyperlink r:id="rId45">
-        <w:r>
-          <w:rPr>
-            <w:lang w:val="sw_KE" w:bidi="sw_KE"/>
-          </w:rPr>
-          <w:rPr>
-            <w:color w:val="0000EE"/>
-            <w:u w:val="single"/>
-          </w:rPr>
-          <w:t>22:20</w:t>
-        </w:r>
-      </w:hyperlink>
+      <w:r>
+        <w:rPr>
+          <w:lang w:val="sw_KE" w:bidi="sw_KE"/>
+        </w:rPr>
+        <w:t>22:20</w:t>
+      </w:r>
       <w:r>
         <w:rPr>
           <w:lang w:val="sw_KE" w:bidi="sw_KE"/>
@@ -1014,18 +816,12 @@
         </w:rPr>
         <w:t xml:space="preserve">Kitabu cha Ufunuo ni kazi ya kusisimua ambayo imewachanganya wasomaji wengi, labda kutokana na asili yake kama unabii na pia ufunuo. John Calvin, mrekebishaji wa Uswisi, aliandika maoni juu ya kila kitabu katika Biblia isipokuwa Ufunuo, jambo linaloonyesha kwamba hakuwa na uhakika wa kuelewa kikamilifu kitabu hicho. Martin Luther hakufikiri kwamba Ufunuo ulifundisha vya kutosha kuhusu kuhesabiwa haki kwa imani; kwa hivyo, alipewa Ufunuo hadhi ya chini ya kikanoni, bila kuiona kama yenye mamlaka kwa mafundisho bali tu kwa maisha ya Kikristo. Kwa kuzingatia ugumu wa tafsiri, walimu wengi wa Kikristo hufuata mkondo huo kwa kuepuka kitabu cha Ufunuo kabisa, au huzungumzia tu barua kwa makanisa (sura </w:t>
       </w:r>
-      <w:hyperlink r:id="rId17">
-        <w:r>
-          <w:rPr>
-            <w:lang w:val="sw_KE" w:bidi="sw_KE"/>
-          </w:rPr>
-          <w:rPr>
-            <w:color w:val="0000EE"/>
-            <w:u w:val="single"/>
-          </w:rPr>
-          <w:t>2–3</w:t>
-        </w:r>
-      </w:hyperlink>
+      <w:r>
+        <w:rPr>
+          <w:lang w:val="sw_KE" w:bidi="sw_KE"/>
+        </w:rPr>
+        <w:t>2–3</w:t>
+      </w:r>
       <w:r>
         <w:rPr>
           <w:lang w:val="sw_KE" w:bidi="sw_KE"/>
@@ -1071,36 +867,24 @@
         </w:rPr>
         <w:t xml:space="preserve">Biblia yote imevuviwa na Mungu (tazama </w:t>
       </w:r>
-      <w:hyperlink r:id="rId46">
-        <w:r>
-          <w:rPr>
-            <w:lang w:val="sw_KE" w:bidi="sw_KE"/>
-          </w:rPr>
-          <w:rPr>
-            <w:color w:val="0000EE"/>
-            <w:u w:val="single"/>
-          </w:rPr>
-          <w:t>2 Tim 3:15–17</w:t>
-        </w:r>
-      </w:hyperlink>
+      <w:r>
+        <w:rPr>
+          <w:lang w:val="sw_KE" w:bidi="sw_KE"/>
+        </w:rPr>
+        <w:t>2 Tim 3:15–17</w:t>
+      </w:r>
       <w:r>
         <w:rPr>
           <w:lang w:val="sw_KE" w:bidi="sw_KE"/>
         </w:rPr>
         <w:t xml:space="preserve">; </w:t>
       </w:r>
-      <w:hyperlink r:id="rId47">
-        <w:r>
-          <w:rPr>
-            <w:lang w:val="sw_KE" w:bidi="sw_KE"/>
-          </w:rPr>
-          <w:rPr>
-            <w:color w:val="0000EE"/>
-            <w:u w:val="single"/>
-          </w:rPr>
-          <w:t>2 Pet 1:20–21</w:t>
-        </w:r>
-      </w:hyperlink>
+      <w:r>
+        <w:rPr>
+          <w:lang w:val="sw_KE" w:bidi="sw_KE"/>
+        </w:rPr>
+        <w:t>2 Pet 1:20–21</w:t>
+      </w:r>
       <w:r>
         <w:rPr>
           <w:lang w:val="sw_KE" w:bidi="sw_KE"/>
@@ -1160,72 +944,48 @@
         </w:rPr>
         <w:t>Kutokana na asili yake, kusoma Ufunuo kunahitaji mawazo ya ubunifu. Ni kama kuingia katika ulimwengu wa ndoto na Mungu na kugundua kwamba zina ujumbe wa ajabu kutoka kwake. Badala ya kujaribu kuweka mandhari yote ya Ufunuo katika mfumo wa kimantiki, wasomaji watanufaika kwa kufikiria kwa picha. Kwa mfano, wakati Yohana anasema kwamba “nyasi zote za kijani zilichomwa” (</w:t>
       </w:r>
-      <w:hyperlink r:id="rId48">
-        <w:r>
-          <w:rPr>
-            <w:lang w:val="sw_KE" w:bidi="sw_KE"/>
-          </w:rPr>
-          <w:rPr>
-            <w:color w:val="0000EE"/>
-            <w:u w:val="single"/>
-          </w:rPr>
-          <w:t>8:7</w:t>
-        </w:r>
-      </w:hyperlink>
+      <w:r>
+        <w:rPr>
+          <w:lang w:val="sw_KE" w:bidi="sw_KE"/>
+        </w:rPr>
+        <w:t>8:7</w:t>
+      </w:r>
       <w:r>
         <w:rPr>
           <w:lang w:val="sw_KE" w:bidi="sw_KE"/>
         </w:rPr>
         <w:t>) na kisha baadaye anasema kwamba nzige wameagizwa wasidhuru “nyasi” (</w:t>
       </w:r>
-      <w:hyperlink r:id="rId49">
-        <w:r>
-          <w:rPr>
-            <w:lang w:val="sw_KE" w:bidi="sw_KE"/>
-          </w:rPr>
-          <w:rPr>
-            <w:color w:val="0000EE"/>
-            <w:u w:val="single"/>
-          </w:rPr>
-          <w:t>9:4</w:t>
-        </w:r>
-      </w:hyperlink>
+      <w:r>
+        <w:rPr>
+          <w:lang w:val="sw_KE" w:bidi="sw_KE"/>
+        </w:rPr>
+        <w:t>9:4</w:t>
+      </w:r>
       <w:r>
         <w:rPr>
           <w:lang w:val="sw_KE" w:bidi="sw_KE"/>
         </w:rPr>
         <w:t>), kauli kama hizo zinaonekana kuwa na utata. Hata hivyo, kutokuelewana kunatatuliwa tunapotambua kwamba Yohana anaelezea alichokiona katika maono mawili tofauti na kwamba maono hayo mawili hayakusudiwi kusimulia mfululizo wa matukio—yamekusudiwa kuonyesha ujumbe wa Mungu kwa picha. Vivyo hivyo, tunasoma katika maono ya mbinguni kwamba “hekalu la Mungu lilifunguliwa” (</w:t>
       </w:r>
-      <w:hyperlink r:id="rId50">
-        <w:r>
-          <w:rPr>
-            <w:lang w:val="sw_KE" w:bidi="sw_KE"/>
-          </w:rPr>
-          <w:rPr>
-            <w:color w:val="0000EE"/>
-            <w:u w:val="single"/>
-          </w:rPr>
-          <w:t>11:19</w:t>
-        </w:r>
-      </w:hyperlink>
+      <w:r>
+        <w:rPr>
+          <w:lang w:val="sw_KE" w:bidi="sw_KE"/>
+        </w:rPr>
+        <w:t>11:19</w:t>
+      </w:r>
       <w:r>
         <w:rPr>
           <w:lang w:val="sw_KE" w:bidi="sw_KE"/>
         </w:rPr>
         <w:t>), lakini baadaye tunakuta “hakuna hekalu” huko (</w:t>
       </w:r>
-      <w:hyperlink r:id="rId51">
-        <w:r>
-          <w:rPr>
-            <w:lang w:val="sw_KE" w:bidi="sw_KE"/>
-          </w:rPr>
-          <w:rPr>
-            <w:color w:val="0000EE"/>
-            <w:u w:val="single"/>
-          </w:rPr>
-          <w:t>21:22</w:t>
-        </w:r>
-      </w:hyperlink>
+      <w:r>
+        <w:rPr>
+          <w:lang w:val="sw_KE" w:bidi="sw_KE"/>
+        </w:rPr>
+        <w:t>21:22</w:t>
+      </w:r>
       <w:r>
         <w:rPr>
           <w:lang w:val="sw_KE" w:bidi="sw_KE"/>
@@ -1257,18 +1017,12 @@
         </w:rPr>
         <w:t>Kupitia picha za maneno na maono, Yohana kwa ustadi anatupeleka kwenye ulimwengu wa fikra. Yohana hakuwa peke yake katika kuandika kwa njia hii—alitumia aina ya fasihi inayojulikana ili kufikisha ujumbe wake. Kazi hizi za fikra zinaitwa "apocalyptic" (Kigiriki "kufunua") kwa sababu zinadai kufichua maono mapya ya uhalisia. Kazi kama hizi mara nyingi ziliandikwa wakati wa msongo na mateso makubwa kama faraja. Maandishi ya apokalipsi mara nyingi yalitumia majina ya kifumbo, hesabu, na maelezo kama "msimbo" ili wasomaji wa nje (hasa maadui) ambao hawakuwa na ufunguo wa msimbo wasielewe maana ya ujumbe. Kazi hiyo ingewaonekana kama maneno ya pande mbili au upuuzi. Katika Ufunuo, kwa mfano, Babuloni inatumika kama msimbo kwa Rumi (</w:t>
       </w:r>
-      <w:hyperlink r:id="rId52">
-        <w:r>
-          <w:rPr>
-            <w:lang w:val="sw_KE" w:bidi="sw_KE"/>
-          </w:rPr>
-          <w:rPr>
-            <w:color w:val="0000EE"/>
-            <w:u w:val="single"/>
-          </w:rPr>
-          <w:t>17:5–9</w:t>
-        </w:r>
-      </w:hyperlink>
+      <w:r>
+        <w:rPr>
+          <w:lang w:val="sw_KE" w:bidi="sw_KE"/>
+        </w:rPr>
+        <w:t>17:5–9</w:t>
+      </w:r>
       <w:r>
         <w:rPr>
           <w:lang w:val="sw_KE" w:bidi="sw_KE"/>
@@ -1327,36 +1081,24 @@
         </w:rPr>
         <w:t>Kama mwonaji au mwenye maono, Yohana pia anataja kazi yake kama "unabii" (</w:t>
       </w:r>
-      <w:hyperlink r:id="rId53">
-        <w:r>
-          <w:rPr>
-            <w:lang w:val="sw_KE" w:bidi="sw_KE"/>
-          </w:rPr>
-          <w:rPr>
-            <w:color w:val="0000EE"/>
-            <w:u w:val="single"/>
-          </w:rPr>
-          <w:t>1:3</w:t>
-        </w:r>
-      </w:hyperlink>
+      <w:r>
+        <w:rPr>
+          <w:lang w:val="sw_KE" w:bidi="sw_KE"/>
+        </w:rPr>
+        <w:t>1:3</w:t>
+      </w:r>
       <w:r>
         <w:rPr>
           <w:lang w:val="sw_KE" w:bidi="sw_KE"/>
         </w:rPr>
         <w:t xml:space="preserve">; </w:t>
       </w:r>
-      <w:hyperlink r:id="rId54">
-        <w:r>
-          <w:rPr>
-            <w:lang w:val="sw_KE" w:bidi="sw_KE"/>
-          </w:rPr>
-          <w:rPr>
-            <w:color w:val="0000EE"/>
-            <w:u w:val="single"/>
-          </w:rPr>
-          <w:t>22:7</w:t>
-        </w:r>
-      </w:hyperlink>
+      <w:r>
+        <w:rPr>
+          <w:lang w:val="sw_KE" w:bidi="sw_KE"/>
+        </w:rPr>
+        <w:t>22:7</w:t>
+      </w:r>
       <w:r>
         <w:rPr>
           <w:lang w:val="sw_KE" w:bidi="sw_KE"/>
@@ -1415,180 +1157,120 @@
         </w:rPr>
         <w:t xml:space="preserve">Kinyume chake, vitabu vilivyokusanywa katika Agano Jipya viliandikwa chini ya majina ya waandishi wao wenyewe (tazama </w:t>
       </w:r>
-      <w:hyperlink r:id="rId55">
-        <w:r>
-          <w:rPr>
-            <w:lang w:val="sw_KE" w:bidi="sw_KE"/>
-          </w:rPr>
-          <w:rPr>
-            <w:color w:val="0000EE"/>
-            <w:u w:val="single"/>
-          </w:rPr>
-          <w:t>Rom 1:1</w:t>
-        </w:r>
-      </w:hyperlink>
+      <w:r>
+        <w:rPr>
+          <w:lang w:val="sw_KE" w:bidi="sw_KE"/>
+        </w:rPr>
+        <w:t>Rom 1:1</w:t>
+      </w:r>
       <w:r>
         <w:rPr>
           <w:lang w:val="sw_KE" w:bidi="sw_KE"/>
         </w:rPr>
         <w:t xml:space="preserve">; </w:t>
       </w:r>
-      <w:hyperlink r:id="rId56">
-        <w:r>
-          <w:rPr>
-            <w:lang w:val="sw_KE" w:bidi="sw_KE"/>
-          </w:rPr>
-          <w:rPr>
-            <w:color w:val="0000EE"/>
-            <w:u w:val="single"/>
-          </w:rPr>
-          <w:t>2 Thes 3:17</w:t>
-        </w:r>
-      </w:hyperlink>
+      <w:r>
+        <w:rPr>
+          <w:lang w:val="sw_KE" w:bidi="sw_KE"/>
+        </w:rPr>
+        <w:t>2 Thes 3:17</w:t>
+      </w:r>
       <w:r>
         <w:rPr>
           <w:lang w:val="sw_KE" w:bidi="sw_KE"/>
         </w:rPr>
         <w:t>) au vilikuwa vya kitume halali ingawa havikueleza mwandishi kwa jina (kwa mfano, Mathayo, Waebrania). Mwandishi wa Ufunuo anajitambulisha tu kama Yohana (</w:t>
       </w:r>
-      <w:hyperlink r:id="rId57">
-        <w:r>
-          <w:rPr>
-            <w:lang w:val="sw_KE" w:bidi="sw_KE"/>
-          </w:rPr>
-          <w:rPr>
-            <w:color w:val="0000EE"/>
-            <w:u w:val="single"/>
-          </w:rPr>
-          <w:t>1:1</w:t>
-        </w:r>
-      </w:hyperlink>
+      <w:r>
+        <w:rPr>
+          <w:lang w:val="sw_KE" w:bidi="sw_KE"/>
+        </w:rPr>
+        <w:t>1:1</w:t>
+      </w:r>
       <w:r>
         <w:rPr>
           <w:lang w:val="sw_KE" w:bidi="sw_KE"/>
         </w:rPr>
         <w:t xml:space="preserve">, </w:t>
       </w:r>
-      <w:hyperlink r:id="rId58">
-        <w:r>
-          <w:rPr>
-            <w:lang w:val="sw_KE" w:bidi="sw_KE"/>
-          </w:rPr>
-          <w:rPr>
-            <w:color w:val="0000EE"/>
-            <w:u w:val="single"/>
-          </w:rPr>
-          <w:t>4</w:t>
-        </w:r>
-      </w:hyperlink>
+      <w:r>
+        <w:rPr>
+          <w:lang w:val="sw_KE" w:bidi="sw_KE"/>
+        </w:rPr>
+        <w:t>4</w:t>
+      </w:r>
       <w:r>
         <w:rPr>
           <w:lang w:val="sw_KE" w:bidi="sw_KE"/>
         </w:rPr>
         <w:t xml:space="preserve">, </w:t>
       </w:r>
-      <w:hyperlink r:id="rId59">
-        <w:r>
-          <w:rPr>
-            <w:lang w:val="sw_KE" w:bidi="sw_KE"/>
-          </w:rPr>
-          <w:rPr>
-            <w:color w:val="0000EE"/>
-            <w:u w:val="single"/>
-          </w:rPr>
-          <w:t>9</w:t>
-        </w:r>
-      </w:hyperlink>
+      <w:r>
+        <w:rPr>
+          <w:lang w:val="sw_KE" w:bidi="sw_KE"/>
+        </w:rPr>
+        <w:t>9</w:t>
+      </w:r>
       <w:r>
         <w:rPr>
           <w:lang w:val="sw_KE" w:bidi="sw_KE"/>
         </w:rPr>
         <w:t>). Katika kanisa la mapema, Yohana huyu alitambulika kwa ujumla kama mtume Yohana, ambaye anajirejelea katika injili inayobeba jina lake kama “mwanafunzi Yesu aliyempenda” (</w:t>
       </w:r>
-      <w:hyperlink r:id="rId60">
-        <w:r>
-          <w:rPr>
-            <w:lang w:val="sw_KE" w:bidi="sw_KE"/>
-          </w:rPr>
-          <w:rPr>
-            <w:color w:val="0000EE"/>
-            <w:u w:val="single"/>
-          </w:rPr>
-          <w:t>Yohana 13:23</w:t>
-        </w:r>
-      </w:hyperlink>
+      <w:r>
+        <w:rPr>
+          <w:lang w:val="sw_KE" w:bidi="sw_KE"/>
+        </w:rPr>
+        <w:t>Yohana 13:23</w:t>
+      </w:r>
       <w:r>
         <w:rPr>
           <w:lang w:val="sw_KE" w:bidi="sw_KE"/>
         </w:rPr>
         <w:t xml:space="preserve">; </w:t>
       </w:r>
-      <w:hyperlink r:id="rId61">
-        <w:r>
-          <w:rPr>
-            <w:lang w:val="sw_KE" w:bidi="sw_KE"/>
-          </w:rPr>
-          <w:rPr>
-            <w:color w:val="0000EE"/>
-            <w:u w:val="single"/>
-          </w:rPr>
-          <w:t>19:26</w:t>
-        </w:r>
-      </w:hyperlink>
+      <w:r>
+        <w:rPr>
+          <w:lang w:val="sw_KE" w:bidi="sw_KE"/>
+        </w:rPr>
+        <w:t>19:26</w:t>
+      </w:r>
       <w:r>
         <w:rPr>
           <w:lang w:val="sw_KE" w:bidi="sw_KE"/>
         </w:rPr>
         <w:t xml:space="preserve">; </w:t>
       </w:r>
-      <w:hyperlink r:id="rId62">
-        <w:r>
-          <w:rPr>
-            <w:lang w:val="sw_KE" w:bidi="sw_KE"/>
-          </w:rPr>
-          <w:rPr>
-            <w:color w:val="0000EE"/>
-            <w:u w:val="single"/>
-          </w:rPr>
-          <w:t>20:2</w:t>
-        </w:r>
-      </w:hyperlink>
+      <w:r>
+        <w:rPr>
+          <w:lang w:val="sw_KE" w:bidi="sw_KE"/>
+        </w:rPr>
+        <w:t>20:2</w:t>
+      </w:r>
       <w:r>
         <w:rPr>
           <w:lang w:val="sw_KE" w:bidi="sw_KE"/>
         </w:rPr>
         <w:t xml:space="preserve">; </w:t>
       </w:r>
-      <w:hyperlink r:id="rId63">
-        <w:r>
-          <w:rPr>
-            <w:lang w:val="sw_KE" w:bidi="sw_KE"/>
-          </w:rPr>
-          <w:rPr>
-            <w:color w:val="0000EE"/>
-            <w:u w:val="single"/>
-          </w:rPr>
-          <w:t>21:7</w:t>
-        </w:r>
-      </w:hyperlink>
+      <w:r>
+        <w:rPr>
+          <w:lang w:val="sw_KE" w:bidi="sw_KE"/>
+        </w:rPr>
+        <w:t>21:7</w:t>
+      </w:r>
       <w:r>
         <w:rPr>
           <w:lang w:val="sw_KE" w:bidi="sw_KE"/>
         </w:rPr>
         <w:t>); katika nyaraka zake, anajiita “mzee” (</w:t>
       </w:r>
-      <w:hyperlink r:id="rId64">
-        <w:r>
-          <w:rPr>
-            <w:lang w:val="sw_KE" w:bidi="sw_KE"/>
-          </w:rPr>
-          <w:rPr>
-            <w:color w:val="0000EE"/>
-            <w:u w:val="single"/>
-          </w:rPr>
-          <w:t>3 Yn 1:1</w:t>
-        </w:r>
-      </w:hyperlink>
+      <w:r>
+        <w:rPr>
+          <w:lang w:val="sw_KE" w:bidi="sw_KE"/>
+        </w:rPr>
+        <w:t>3 Yn 1:1</w:t>
+      </w:r>
       <w:r>
         <w:rPr>
           <w:lang w:val="sw_KE" w:bidi="sw_KE"/>
@@ -1620,18 +1302,12 @@
         </w:rPr>
         <w:t>Yohana alipokea maono yaliyowasilishwa katika Ufunuo alipokuwa mfungwa wa kisiasa na kidini kwenye kisiwa cha Patmo, kisiwa chenye miamba kilichotumiwa kama gereza la Kirumi nje ya pwani ya magharibi ya Asia Ndogo karibu na Efeso (</w:t>
       </w:r>
-      <w:hyperlink r:id="rId59">
-        <w:r>
-          <w:rPr>
-            <w:lang w:val="sw_KE" w:bidi="sw_KE"/>
-          </w:rPr>
-          <w:rPr>
-            <w:color w:val="0000EE"/>
-            <w:u w:val="single"/>
-          </w:rPr>
-          <w:t>Ufu 1:9</w:t>
-        </w:r>
-      </w:hyperlink>
+      <w:r>
+        <w:rPr>
+          <w:lang w:val="sw_KE" w:bidi="sw_KE"/>
+        </w:rPr>
+        <w:t>Ufu 1:9</w:t>
+      </w:r>
       <w:r>
         <w:rPr>
           <w:lang w:val="sw_KE" w:bidi="sw_KE"/>
@@ -1652,18 +1328,12 @@
         </w:rPr>
         <w:t>Yohana huenda aliandika Ufunuo katika miaka ya mwisho ya utawala wa Domitian (mwaka 94–96 Baada ya Kristo (BK) au mara tu baada ya hapo ( 96–99 BK). Wafalme wanane (</w:t>
       </w:r>
-      <w:hyperlink r:id="rId65">
-        <w:r>
-          <w:rPr>
-            <w:lang w:val="sw_KE" w:bidi="sw_KE"/>
-          </w:rPr>
-          <w:rPr>
-            <w:color w:val="0000EE"/>
-            <w:u w:val="single"/>
-          </w:rPr>
-          <w:t>17:7–11</w:t>
-        </w:r>
-      </w:hyperlink>
+      <w:r>
+        <w:rPr>
+          <w:lang w:val="sw_KE" w:bidi="sw_KE"/>
+        </w:rPr>
+        <w:t>17:7–11</w:t>
+      </w:r>
       <w:r>
         <w:rPr>
           <w:lang w:val="sw_KE" w:bidi="sw_KE"/>
@@ -1684,90 +1354,60 @@
         </w:rPr>
         <w:t>Katika nyakati hizi, Wakristo walikuwa wakipitia maumivu makubwa na mateso (</w:t>
       </w:r>
-      <w:hyperlink r:id="rId66">
-        <w:r>
-          <w:rPr>
-            <w:lang w:val="sw_KE" w:bidi="sw_KE"/>
-          </w:rPr>
-          <w:rPr>
-            <w:color w:val="0000EE"/>
-            <w:u w:val="single"/>
-          </w:rPr>
-          <w:t>2:9</w:t>
-        </w:r>
-      </w:hyperlink>
+      <w:r>
+        <w:rPr>
+          <w:lang w:val="sw_KE" w:bidi="sw_KE"/>
+        </w:rPr>
+        <w:t>2:9</w:t>
+      </w:r>
       <w:r>
         <w:rPr>
           <w:lang w:val="sw_KE" w:bidi="sw_KE"/>
         </w:rPr>
         <w:t xml:space="preserve">, </w:t>
       </w:r>
-      <w:hyperlink r:id="rId67">
-        <w:r>
-          <w:rPr>
-            <w:lang w:val="sw_KE" w:bidi="sw_KE"/>
-          </w:rPr>
-          <w:rPr>
-            <w:color w:val="0000EE"/>
-            <w:u w:val="single"/>
-          </w:rPr>
-          <w:t>13</w:t>
-        </w:r>
-      </w:hyperlink>
+      <w:r>
+        <w:rPr>
+          <w:lang w:val="sw_KE" w:bidi="sw_KE"/>
+        </w:rPr>
+        <w:t>13</w:t>
+      </w:r>
       <w:r>
         <w:rPr>
           <w:lang w:val="sw_KE" w:bidi="sw_KE"/>
         </w:rPr>
         <w:t xml:space="preserve">; </w:t>
       </w:r>
-      <w:hyperlink r:id="rId68">
-        <w:r>
-          <w:rPr>
-            <w:lang w:val="sw_KE" w:bidi="sw_KE"/>
-          </w:rPr>
-          <w:rPr>
-            <w:color w:val="0000EE"/>
-            <w:u w:val="single"/>
-          </w:rPr>
-          <w:t>3:9</w:t>
-        </w:r>
-      </w:hyperlink>
+      <w:r>
+        <w:rPr>
+          <w:lang w:val="sw_KE" w:bidi="sw_KE"/>
+        </w:rPr>
+        <w:t>3:9</w:t>
+      </w:r>
       <w:r>
         <w:rPr>
           <w:lang w:val="sw_KE" w:bidi="sw_KE"/>
         </w:rPr>
         <w:t xml:space="preserve">; </w:t>
       </w:r>
-      <w:hyperlink r:id="rId69">
-        <w:r>
-          <w:rPr>
-            <w:lang w:val="sw_KE" w:bidi="sw_KE"/>
-          </w:rPr>
-          <w:rPr>
-            <w:color w:val="0000EE"/>
-            <w:u w:val="single"/>
-          </w:rPr>
-          <w:t>13:7</w:t>
-        </w:r>
-      </w:hyperlink>
+      <w:r>
+        <w:rPr>
+          <w:lang w:val="sw_KE" w:bidi="sw_KE"/>
+        </w:rPr>
+        <w:t>13:7</w:t>
+      </w:r>
       <w:r>
         <w:rPr>
           <w:lang w:val="sw_KE" w:bidi="sw_KE"/>
         </w:rPr>
         <w:t>). Yohana aliwahimiza wasomaji wake kuwa na uvumilivu na uaminifu (</w:t>
       </w:r>
-      <w:hyperlink r:id="rId70">
-        <w:r>
-          <w:rPr>
-            <w:lang w:val="sw_KE" w:bidi="sw_KE"/>
-          </w:rPr>
-          <w:rPr>
-            <w:color w:val="0000EE"/>
-            <w:u w:val="single"/>
-          </w:rPr>
-          <w:t>13:10</w:t>
-        </w:r>
-      </w:hyperlink>
+      <w:r>
+        <w:rPr>
+          <w:lang w:val="sw_KE" w:bidi="sw_KE"/>
+        </w:rPr>
+        <w:t>13:10</w:t>
+      </w:r>
       <w:r>
         <w:rPr>
           <w:lang w:val="sw_KE" w:bidi="sw_KE"/>
@@ -1799,18 +1439,12 @@
         </w:rPr>
         <w:t xml:space="preserve">Wapokeaji wa Ufunuo walikuwa makanisa katika jimbo la Kirumi la Asia (sehemu ya magharibi ya Uturuki ya kisasa). Miji saba iliyotajwa katika </w:t>
       </w:r>
-      <w:hyperlink r:id="rId71">
-        <w:r>
-          <w:rPr>
-            <w:lang w:val="sw_KE" w:bidi="sw_KE"/>
-          </w:rPr>
-          <w:rPr>
-            <w:color w:val="0000EE"/>
-            <w:u w:val="single"/>
-          </w:rPr>
-          <w:t>sura ya 1–3</w:t>
-        </w:r>
-      </w:hyperlink>
+      <w:r>
+        <w:rPr>
+          <w:lang w:val="sw_KE" w:bidi="sw_KE"/>
+        </w:rPr>
+        <w:t>sura ya 1–3</w:t>
+      </w:r>
       <w:r>
         <w:rPr>
           <w:lang w:val="sw_KE" w:bidi="sw_KE"/>
@@ -1842,90 +1476,60 @@
         </w:rPr>
         <w:t xml:space="preserve">Ufunuo unaonyesha asili ya wazi ya uovu huku ukisisitiza jinsi Mungu anavyokuwepo daima na kufanya kazi kutimiza makusudi yake kwa niaba ya watu wake. Hata uovu unaweza kufanya tu kile ambacho Mungu ameruhusu (mfano, </w:t>
       </w:r>
-      <w:hyperlink r:id="rId72">
-        <w:r>
-          <w:rPr>
-            <w:lang w:val="sw_KE" w:bidi="sw_KE"/>
-          </w:rPr>
-          <w:rPr>
-            <w:color w:val="0000EE"/>
-            <w:u w:val="single"/>
-          </w:rPr>
-          <w:t>6:3–4</w:t>
-        </w:r>
-      </w:hyperlink>
+      <w:r>
+        <w:rPr>
+          <w:lang w:val="sw_KE" w:bidi="sw_KE"/>
+        </w:rPr>
+        <w:t>6:3–4</w:t>
+      </w:r>
       <w:r>
         <w:rPr>
           <w:lang w:val="sw_KE" w:bidi="sw_KE"/>
         </w:rPr>
         <w:t xml:space="preserve">, </w:t>
       </w:r>
-      <w:hyperlink r:id="rId73">
-        <w:r>
-          <w:rPr>
-            <w:lang w:val="sw_KE" w:bidi="sw_KE"/>
-          </w:rPr>
-          <w:rPr>
-            <w:color w:val="0000EE"/>
-            <w:u w:val="single"/>
-          </w:rPr>
-          <w:t>7–8</w:t>
-        </w:r>
-      </w:hyperlink>
+      <w:r>
+        <w:rPr>
+          <w:lang w:val="sw_KE" w:bidi="sw_KE"/>
+        </w:rPr>
+        <w:t>7–8</w:t>
+      </w:r>
       <w:r>
         <w:rPr>
           <w:lang w:val="sw_KE" w:bidi="sw_KE"/>
         </w:rPr>
         <w:t xml:space="preserve">; </w:t>
       </w:r>
-      <w:hyperlink r:id="rId74">
-        <w:r>
-          <w:rPr>
-            <w:lang w:val="sw_KE" w:bidi="sw_KE"/>
-          </w:rPr>
-          <w:rPr>
-            <w:color w:val="0000EE"/>
-            <w:u w:val="single"/>
-          </w:rPr>
-          <w:t>13:5–7</w:t>
-        </w:r>
-      </w:hyperlink>
+      <w:r>
+        <w:rPr>
+          <w:lang w:val="sw_KE" w:bidi="sw_KE"/>
+        </w:rPr>
+        <w:t>13:5–7</w:t>
+      </w:r>
       <w:r>
         <w:rPr>
           <w:lang w:val="sw_KE" w:bidi="sw_KE"/>
         </w:rPr>
         <w:t>). Yesu ni “Alfa na Omega” (</w:t>
       </w:r>
-      <w:hyperlink r:id="rId75">
-        <w:r>
-          <w:rPr>
-            <w:lang w:val="sw_KE" w:bidi="sw_KE"/>
-          </w:rPr>
-          <w:rPr>
-            <w:color w:val="0000EE"/>
-            <w:u w:val="single"/>
-          </w:rPr>
-          <w:t>1:8</w:t>
-        </w:r>
-      </w:hyperlink>
+      <w:r>
+        <w:rPr>
+          <w:lang w:val="sw_KE" w:bidi="sw_KE"/>
+        </w:rPr>
+        <w:t>1:8</w:t>
+      </w:r>
       <w:r>
         <w:rPr>
           <w:lang w:val="sw_KE" w:bidi="sw_KE"/>
         </w:rPr>
         <w:t>), Bwana wa historia yote kutoka mwanzo hadi mwisho. Hatimaye, nguvu za uovu ni bure. Shetani tayari amepoteza vita (</w:t>
       </w:r>
-      <w:hyperlink r:id="rId76">
-        <w:r>
-          <w:rPr>
-            <w:lang w:val="sw_KE" w:bidi="sw_KE"/>
-          </w:rPr>
-          <w:rPr>
-            <w:color w:val="0000EE"/>
-            <w:u w:val="single"/>
-          </w:rPr>
-          <w:t>12:12</w:t>
-        </w:r>
-      </w:hyperlink>
+      <w:r>
+        <w:rPr>
+          <w:lang w:val="sw_KE" w:bidi="sw_KE"/>
+        </w:rPr>
+        <w:t>12:12</w:t>
+      </w:r>
       <w:r>
         <w:rPr>
           <w:lang w:val="sw_KE" w:bidi="sw_KE"/>
@@ -1946,324 +1550,216 @@
         </w:rPr>
         <w:t>Ufunuo unaeleza kwamba matukio yanayotokea duniani yana athari za milele. Watumishi wa Mungu wanaoteseka wanaweza wakati mwingine kujiuliza kama Yesu ana nguvu za kutosha kutimiza kusudi la Mungu la wokovu (</w:t>
       </w:r>
-      <w:hyperlink r:id="rId77">
-        <w:r>
-          <w:rPr>
-            <w:lang w:val="sw_KE" w:bidi="sw_KE"/>
-          </w:rPr>
-          <w:rPr>
-            <w:color w:val="0000EE"/>
-            <w:u w:val="single"/>
-          </w:rPr>
-          <w:t>6:9–10</w:t>
-        </w:r>
-      </w:hyperlink>
+      <w:r>
+        <w:rPr>
+          <w:lang w:val="sw_KE" w:bidi="sw_KE"/>
+        </w:rPr>
+        <w:t>6:9–10</w:t>
+      </w:r>
       <w:r>
         <w:rPr>
           <w:lang w:val="sw_KE" w:bidi="sw_KE"/>
         </w:rPr>
         <w:t>). Hata hivyo, licha ya uovu wote duniani, Ufunuo unawahakikishia wasomaji kwamba Mwanakondoo wa Mungu aliyesulubiwa na kufufuka ni kweli Simba mwenye nguvu wa kabila la Yuda (</w:t>
       </w:r>
-      <w:hyperlink r:id="rId78">
-        <w:r>
-          <w:rPr>
-            <w:lang w:val="sw_KE" w:bidi="sw_KE"/>
-          </w:rPr>
-          <w:rPr>
-            <w:color w:val="0000EE"/>
-            <w:u w:val="single"/>
-          </w:rPr>
-          <w:t>5:5–6</w:t>
-        </w:r>
-      </w:hyperlink>
+      <w:r>
+        <w:rPr>
+          <w:lang w:val="sw_KE" w:bidi="sw_KE"/>
+        </w:rPr>
+        <w:t>5:5–6</w:t>
+      </w:r>
       <w:r>
         <w:rPr>
           <w:lang w:val="sw_KE" w:bidi="sw_KE"/>
         </w:rPr>
         <w:t>). Anastahili kabisa kupokea sifa zetu (</w:t>
       </w:r>
-      <w:hyperlink r:id="rId79">
-        <w:r>
-          <w:rPr>
-            <w:lang w:val="sw_KE" w:bidi="sw_KE"/>
-          </w:rPr>
-          <w:rPr>
-            <w:color w:val="0000EE"/>
-            <w:u w:val="single"/>
-          </w:rPr>
-          <w:t>5:12</w:t>
-        </w:r>
-      </w:hyperlink>
+      <w:r>
+        <w:rPr>
+          <w:lang w:val="sw_KE" w:bidi="sw_KE"/>
+        </w:rPr>
+        <w:t>5:12</w:t>
+      </w:r>
       <w:r>
         <w:rPr>
           <w:lang w:val="sw_KE" w:bidi="sw_KE"/>
         </w:rPr>
         <w:t>), kwani ameungana na Mungu wa milele (</w:t>
       </w:r>
-      <w:hyperlink r:id="rId80">
-        <w:r>
-          <w:rPr>
-            <w:lang w:val="sw_KE" w:bidi="sw_KE"/>
-          </w:rPr>
-          <w:rPr>
-            <w:color w:val="0000EE"/>
-            <w:u w:val="single"/>
-          </w:rPr>
-          <w:t>5:13–14</w:t>
-        </w:r>
-      </w:hyperlink>
+      <w:r>
+        <w:rPr>
+          <w:lang w:val="sw_KE" w:bidi="sw_KE"/>
+        </w:rPr>
+        <w:t>5:13–14</w:t>
+      </w:r>
       <w:r>
         <w:rPr>
           <w:lang w:val="sw_KE" w:bidi="sw_KE"/>
         </w:rPr>
         <w:t>). Ingawa njia za dunia husababisha vita, vurugu, ukosefu wa usawa wa kiuchumi, na kifo (</w:t>
       </w:r>
-      <w:hyperlink r:id="rId81">
-        <w:r>
-          <w:rPr>
-            <w:lang w:val="sw_KE" w:bidi="sw_KE"/>
-          </w:rPr>
-          <w:rPr>
-            <w:color w:val="0000EE"/>
-            <w:u w:val="single"/>
-          </w:rPr>
-          <w:t>6:1–8</w:t>
-        </w:r>
-      </w:hyperlink>
+      <w:r>
+        <w:rPr>
+          <w:lang w:val="sw_KE" w:bidi="sw_KE"/>
+        </w:rPr>
+        <w:t>6:1–8</w:t>
+      </w:r>
       <w:r>
         <w:rPr>
           <w:lang w:val="sw_KE" w:bidi="sw_KE"/>
         </w:rPr>
         <w:t>), na ingawa baadhi ya watu wanaonekana kufaidika kutokana na kujiunga na uovu (</w:t>
       </w:r>
-      <w:hyperlink r:id="rId82">
-        <w:r>
-          <w:rPr>
-            <w:lang w:val="sw_KE" w:bidi="sw_KE"/>
-          </w:rPr>
-          <w:rPr>
-            <w:color w:val="0000EE"/>
-            <w:u w:val="single"/>
-          </w:rPr>
-          <w:t>13:15–17</w:t>
-        </w:r>
-      </w:hyperlink>
+      <w:r>
+        <w:rPr>
+          <w:lang w:val="sw_KE" w:bidi="sw_KE"/>
+        </w:rPr>
+        <w:t>13:15–17</w:t>
+      </w:r>
       <w:r>
         <w:rPr>
           <w:lang w:val="sw_KE" w:bidi="sw_KE"/>
         </w:rPr>
         <w:t>), mambo haya hatimaye yataleta dhiki na maangamizi (</w:t>
       </w:r>
-      <w:hyperlink r:id="rId83">
-        <w:r>
-          <w:rPr>
-            <w:lang w:val="sw_KE" w:bidi="sw_KE"/>
-          </w:rPr>
-          <w:rPr>
-            <w:color w:val="0000EE"/>
-            <w:u w:val="single"/>
-          </w:rPr>
-          <w:t>18:9–24</w:t>
-        </w:r>
-      </w:hyperlink>
+      <w:r>
+        <w:rPr>
+          <w:lang w:val="sw_KE" w:bidi="sw_KE"/>
+        </w:rPr>
+        <w:t>18:9–24</w:t>
+      </w:r>
       <w:r>
         <w:rPr>
           <w:lang w:val="sw_KE" w:bidi="sw_KE"/>
         </w:rPr>
         <w:t>). Watu wa Mungu wanaweza kuteswa na kufa kwa ajili ya imani yao (</w:t>
       </w:r>
-      <w:hyperlink r:id="rId69">
-        <w:r>
-          <w:rPr>
-            <w:lang w:val="sw_KE" w:bidi="sw_KE"/>
-          </w:rPr>
-          <w:rPr>
-            <w:color w:val="0000EE"/>
-            <w:u w:val="single"/>
-          </w:rPr>
-          <w:t>13:7</w:t>
-        </w:r>
-      </w:hyperlink>
+      <w:r>
+        <w:rPr>
+          <w:lang w:val="sw_KE" w:bidi="sw_KE"/>
+        </w:rPr>
+        <w:t>13:7</w:t>
+      </w:r>
       <w:r>
         <w:rPr>
           <w:lang w:val="sw_KE" w:bidi="sw_KE"/>
         </w:rPr>
         <w:t>), lakini hatimaye watashinda pamoja na Kristo (</w:t>
       </w:r>
-      <w:hyperlink r:id="rId84">
-        <w:r>
-          <w:rPr>
-            <w:lang w:val="sw_KE" w:bidi="sw_KE"/>
-          </w:rPr>
-          <w:rPr>
-            <w:color w:val="0000EE"/>
-            <w:u w:val="single"/>
-          </w:rPr>
-          <w:t>14:1–3</w:t>
-        </w:r>
-      </w:hyperlink>
+      <w:r>
+        <w:rPr>
+          <w:lang w:val="sw_KE" w:bidi="sw_KE"/>
+        </w:rPr>
+        <w:t>14:1–3</w:t>
+      </w:r>
       <w:r>
         <w:rPr>
           <w:lang w:val="sw_KE" w:bidi="sw_KE"/>
         </w:rPr>
         <w:t>) kwa sababu wamewekewa muhuri wa Mungu (</w:t>
       </w:r>
-      <w:hyperlink r:id="rId85">
-        <w:r>
-          <w:rPr>
-            <w:lang w:val="sw_KE" w:bidi="sw_KE"/>
-          </w:rPr>
-          <w:rPr>
-            <w:color w:val="0000EE"/>
-            <w:u w:val="single"/>
-          </w:rPr>
-          <w:t>7:4</w:t>
-        </w:r>
-      </w:hyperlink>
+      <w:r>
+        <w:rPr>
+          <w:lang w:val="sw_KE" w:bidi="sw_KE"/>
+        </w:rPr>
+        <w:t>7:4</w:t>
+      </w:r>
       <w:r>
         <w:rPr>
           <w:lang w:val="sw_KE" w:bidi="sw_KE"/>
         </w:rPr>
         <w:t>) na wamepewa vazi jeupe la ushindi (</w:t>
       </w:r>
-      <w:hyperlink r:id="rId86">
-        <w:r>
-          <w:rPr>
-            <w:lang w:val="sw_KE" w:bidi="sw_KE"/>
-          </w:rPr>
-          <w:rPr>
-            <w:color w:val="0000EE"/>
-            <w:u w:val="single"/>
-          </w:rPr>
-          <w:t>6:11</w:t>
-        </w:r>
-      </w:hyperlink>
+      <w:r>
+        <w:rPr>
+          <w:lang w:val="sw_KE" w:bidi="sw_KE"/>
+        </w:rPr>
+        <w:t>6:11</w:t>
+      </w:r>
       <w:r>
         <w:rPr>
           <w:lang w:val="sw_KE" w:bidi="sw_KE"/>
         </w:rPr>
         <w:t xml:space="preserve">; </w:t>
       </w:r>
-      <w:hyperlink r:id="rId87">
-        <w:r>
-          <w:rPr>
-            <w:lang w:val="sw_KE" w:bidi="sw_KE"/>
-          </w:rPr>
-          <w:rPr>
-            <w:color w:val="0000EE"/>
-            <w:u w:val="single"/>
-          </w:rPr>
-          <w:t>7:9</w:t>
-        </w:r>
-      </w:hyperlink>
+      <w:r>
+        <w:rPr>
+          <w:lang w:val="sw_KE" w:bidi="sw_KE"/>
+        </w:rPr>
+        <w:t>7:9</w:t>
+      </w:r>
       <w:r>
         <w:rPr>
           <w:lang w:val="sw_KE" w:bidi="sw_KE"/>
         </w:rPr>
         <w:t>). Watapata fursa ya makao yao ya mbinguni (</w:t>
       </w:r>
-      <w:hyperlink r:id="rId88">
-        <w:r>
-          <w:rPr>
-            <w:lang w:val="sw_KE" w:bidi="sw_KE"/>
-          </w:rPr>
-          <w:rPr>
-            <w:color w:val="0000EE"/>
-            <w:u w:val="single"/>
-          </w:rPr>
-          <w:t>21:7</w:t>
-        </w:r>
-      </w:hyperlink>
+      <w:r>
+        <w:rPr>
+          <w:lang w:val="sw_KE" w:bidi="sw_KE"/>
+        </w:rPr>
+        <w:t>21:7</w:t>
+      </w:r>
       <w:r>
         <w:rPr>
           <w:lang w:val="sw_KE" w:bidi="sw_KE"/>
         </w:rPr>
         <w:t>), wataendelea kumsifu Mungu na Mwanakondoo (</w:t>
       </w:r>
-      <w:hyperlink r:id="rId89">
-        <w:r>
-          <w:rPr>
-            <w:lang w:val="sw_KE" w:bidi="sw_KE"/>
-          </w:rPr>
-          <w:rPr>
-            <w:color w:val="0000EE"/>
-            <w:u w:val="single"/>
-          </w:rPr>
-          <w:t>7:10</w:t>
-        </w:r>
-      </w:hyperlink>
+      <w:r>
+        <w:rPr>
+          <w:lang w:val="sw_KE" w:bidi="sw_KE"/>
+        </w:rPr>
+        <w:t>7:10</w:t>
+      </w:r>
       <w:r>
         <w:rPr>
           <w:lang w:val="sw_KE" w:bidi="sw_KE"/>
         </w:rPr>
         <w:t>), na wataishi milele (</w:t>
       </w:r>
-      <w:hyperlink r:id="rId90">
-        <w:r>
-          <w:rPr>
-            <w:lang w:val="sw_KE" w:bidi="sw_KE"/>
-          </w:rPr>
-          <w:rPr>
-            <w:color w:val="0000EE"/>
-            <w:u w:val="single"/>
-          </w:rPr>
-          <w:t>22:5</w:t>
-        </w:r>
-      </w:hyperlink>
+      <w:r>
+        <w:rPr>
+          <w:lang w:val="sw_KE" w:bidi="sw_KE"/>
+        </w:rPr>
+        <w:t>22:5</w:t>
+      </w:r>
       <w:r>
         <w:rPr>
           <w:lang w:val="sw_KE" w:bidi="sw_KE"/>
         </w:rPr>
         <w:t>). Ufunuo unawakumbusha wasomaji kwamba ushindi mkubwa dhidi ya nguvu za uovu tayari umepatikana msalabani (</w:t>
       </w:r>
-      <w:hyperlink r:id="rId78">
-        <w:r>
-          <w:rPr>
-            <w:lang w:val="sw_KE" w:bidi="sw_KE"/>
-          </w:rPr>
-          <w:rPr>
-            <w:color w:val="0000EE"/>
-            <w:u w:val="single"/>
-          </w:rPr>
-          <w:t>5:5–6</w:t>
-        </w:r>
-      </w:hyperlink>
+      <w:r>
+        <w:rPr>
+          <w:lang w:val="sw_KE" w:bidi="sw_KE"/>
+        </w:rPr>
+        <w:t>5:5–6</w:t>
+      </w:r>
       <w:r>
         <w:rPr>
           <w:lang w:val="sw_KE" w:bidi="sw_KE"/>
         </w:rPr>
         <w:t>). Harmagedoni ni kitendo cha kukata tamaa cha uasi na adui ambaye tayari ameshindwa. Wakati Shetani ameruhusiwa kuua watakatifu (</w:t>
       </w:r>
-      <w:hyperlink r:id="rId69">
-        <w:r>
-          <w:rPr>
-            <w:lang w:val="sw_KE" w:bidi="sw_KE"/>
-          </w:rPr>
-          <w:rPr>
-            <w:color w:val="0000EE"/>
-            <w:u w:val="single"/>
-          </w:rPr>
-          <w:t>13:7</w:t>
-        </w:r>
-      </w:hyperlink>
+      <w:r>
+        <w:rPr>
+          <w:lang w:val="sw_KE" w:bidi="sw_KE"/>
+        </w:rPr>
+        <w:t>13:7</w:t>
+      </w:r>
       <w:r>
         <w:rPr>
           <w:lang w:val="sw_KE" w:bidi="sw_KE"/>
         </w:rPr>
         <w:t>), tayari wamemshinda kupitia Kristo na ushuhuda wao wenyewe (</w:t>
       </w:r>
-      <w:hyperlink r:id="rId91">
-        <w:r>
-          <w:rPr>
-            <w:lang w:val="sw_KE" w:bidi="sw_KE"/>
-          </w:rPr>
-          <w:rPr>
-            <w:color w:val="0000EE"/>
-            <w:u w:val="single"/>
-          </w:rPr>
-          <w:t>12:11</w:t>
-        </w:r>
-      </w:hyperlink>
+      <w:r>
+        <w:rPr>
+          <w:lang w:val="sw_KE" w:bidi="sw_KE"/>
+        </w:rPr>
+        <w:t>12:11</w:t>
+      </w:r>
       <w:r>
         <w:rPr>
           <w:lang w:val="sw_KE" w:bidi="sw_KE"/>
@@ -2284,396 +1780,264 @@
         </w:rPr>
         <w:t>Ujumbe kwa Wakristo wanaoteseka mikononi mwa watumishi wa Shetani ni kutokulia machozi au kuogopa (</w:t>
       </w:r>
-      <w:hyperlink r:id="rId92">
-        <w:r>
-          <w:rPr>
-            <w:lang w:val="sw_KE" w:bidi="sw_KE"/>
-          </w:rPr>
-          <w:rPr>
-            <w:color w:val="0000EE"/>
-            <w:u w:val="single"/>
-          </w:rPr>
-          <w:t>1:17–18</w:t>
-        </w:r>
-      </w:hyperlink>
+      <w:r>
+        <w:rPr>
+          <w:lang w:val="sw_KE" w:bidi="sw_KE"/>
+        </w:rPr>
+        <w:t>1:17–18</w:t>
+      </w:r>
       <w:r>
         <w:rPr>
           <w:lang w:val="sw_KE" w:bidi="sw_KE"/>
         </w:rPr>
         <w:t xml:space="preserve">; </w:t>
       </w:r>
-      <w:hyperlink r:id="rId93">
-        <w:r>
-          <w:rPr>
-            <w:lang w:val="sw_KE" w:bidi="sw_KE"/>
-          </w:rPr>
-          <w:rPr>
-            <w:color w:val="0000EE"/>
-            <w:u w:val="single"/>
-          </w:rPr>
-          <w:t>5:5</w:t>
-        </w:r>
-      </w:hyperlink>
+      <w:r>
+        <w:rPr>
+          <w:lang w:val="sw_KE" w:bidi="sw_KE"/>
+        </w:rPr>
+        <w:t>5:5</w:t>
+      </w:r>
       <w:r>
         <w:rPr>
           <w:lang w:val="sw_KE" w:bidi="sw_KE"/>
         </w:rPr>
         <w:t>), bali kuvumilia mateso yao kwa uaminifu (</w:t>
       </w:r>
-      <w:hyperlink r:id="rId70">
-        <w:r>
-          <w:rPr>
-            <w:lang w:val="sw_KE" w:bidi="sw_KE"/>
-          </w:rPr>
-          <w:rPr>
-            <w:color w:val="0000EE"/>
-            <w:u w:val="single"/>
-          </w:rPr>
-          <w:t>13:10</w:t>
-        </w:r>
-      </w:hyperlink>
+      <w:r>
+        <w:rPr>
+          <w:lang w:val="sw_KE" w:bidi="sw_KE"/>
+        </w:rPr>
+        <w:t>13:10</w:t>
+      </w:r>
       <w:r>
         <w:rPr>
           <w:lang w:val="sw_KE" w:bidi="sw_KE"/>
         </w:rPr>
         <w:t>). Wakiwa na Mungu watafaulu (</w:t>
       </w:r>
-      <w:hyperlink r:id="rId94">
-        <w:r>
-          <w:rPr>
-            <w:lang w:val="sw_KE" w:bidi="sw_KE"/>
-          </w:rPr>
-          <w:rPr>
-            <w:color w:val="0000EE"/>
-            <w:u w:val="single"/>
-          </w:rPr>
-          <w:t>1:6–7</w:t>
-        </w:r>
-      </w:hyperlink>
+      <w:r>
+        <w:rPr>
+          <w:lang w:val="sw_KE" w:bidi="sw_KE"/>
+        </w:rPr>
+        <w:t>1:6–7</w:t>
+      </w:r>
       <w:r>
         <w:rPr>
           <w:lang w:val="sw_KE" w:bidi="sw_KE"/>
         </w:rPr>
         <w:t xml:space="preserve">; </w:t>
       </w:r>
-      <w:hyperlink r:id="rId95">
-        <w:r>
-          <w:rPr>
-            <w:lang w:val="sw_KE" w:bidi="sw_KE"/>
-          </w:rPr>
-          <w:rPr>
-            <w:color w:val="0000EE"/>
-            <w:u w:val="single"/>
-          </w:rPr>
-          <w:t>11:17–18</w:t>
-        </w:r>
-      </w:hyperlink>
+      <w:r>
+        <w:rPr>
+          <w:lang w:val="sw_KE" w:bidi="sw_KE"/>
+        </w:rPr>
+        <w:t>11:17–18</w:t>
+      </w:r>
       <w:r>
         <w:rPr>
           <w:lang w:val="sw_KE" w:bidi="sw_KE"/>
         </w:rPr>
         <w:t>). Watu hatimaye watahukumiwa kwa kile wanachofanya na jinsi wanavyotenda (</w:t>
       </w:r>
-      <w:hyperlink r:id="rId96">
-        <w:r>
-          <w:rPr>
-            <w:lang w:val="sw_KE" w:bidi="sw_KE"/>
-          </w:rPr>
-          <w:rPr>
-            <w:color w:val="0000EE"/>
-            <w:u w:val="single"/>
-          </w:rPr>
-          <w:t>20:12</w:t>
-        </w:r>
-      </w:hyperlink>
+      <w:r>
+        <w:rPr>
+          <w:lang w:val="sw_KE" w:bidi="sw_KE"/>
+        </w:rPr>
+        <w:t>20:12</w:t>
+      </w:r>
       <w:r>
         <w:rPr>
           <w:lang w:val="sw_KE" w:bidi="sw_KE"/>
         </w:rPr>
         <w:t>), na Mungu atabariki wale wanaosikiliza maneno ya kitabu hiki (</w:t>
       </w:r>
-      <w:hyperlink r:id="rId53">
-        <w:r>
-          <w:rPr>
-            <w:lang w:val="sw_KE" w:bidi="sw_KE"/>
-          </w:rPr>
-          <w:rPr>
-            <w:color w:val="0000EE"/>
-            <w:u w:val="single"/>
-          </w:rPr>
-          <w:t>1:3</w:t>
-        </w:r>
-      </w:hyperlink>
+      <w:r>
+        <w:rPr>
+          <w:lang w:val="sw_KE" w:bidi="sw_KE"/>
+        </w:rPr>
+        <w:t>1:3</w:t>
+      </w:r>
       <w:r>
         <w:rPr>
           <w:lang w:val="sw_KE" w:bidi="sw_KE"/>
         </w:rPr>
         <w:t xml:space="preserve">; </w:t>
       </w:r>
-      <w:hyperlink r:id="rId54">
-        <w:r>
-          <w:rPr>
-            <w:lang w:val="sw_KE" w:bidi="sw_KE"/>
-          </w:rPr>
-          <w:rPr>
-            <w:color w:val="0000EE"/>
-            <w:u w:val="single"/>
-          </w:rPr>
-          <w:t>22:7</w:t>
-        </w:r>
-      </w:hyperlink>
+      <w:r>
+        <w:rPr>
+          <w:lang w:val="sw_KE" w:bidi="sw_KE"/>
+        </w:rPr>
+        <w:t>22:7</w:t>
+      </w:r>
       <w:r>
         <w:rPr>
           <w:lang w:val="sw_KE" w:bidi="sw_KE"/>
         </w:rPr>
         <w:t>). Watu watakatifu wa Mungu kwa hivyo wanaitwa kuvumilia kwa uaminifu ili kushinda (</w:t>
       </w:r>
-      <w:hyperlink r:id="rId97">
-        <w:r>
-          <w:rPr>
-            <w:lang w:val="sw_KE" w:bidi="sw_KE"/>
-          </w:rPr>
-          <w:rPr>
-            <w:color w:val="0000EE"/>
-            <w:u w:val="single"/>
-          </w:rPr>
-          <w:t>2:7</w:t>
-        </w:r>
-      </w:hyperlink>
+      <w:r>
+        <w:rPr>
+          <w:lang w:val="sw_KE" w:bidi="sw_KE"/>
+        </w:rPr>
+        <w:t>2:7</w:t>
+      </w:r>
       <w:r>
         <w:rPr>
           <w:lang w:val="sw_KE" w:bidi="sw_KE"/>
         </w:rPr>
         <w:t xml:space="preserve">, </w:t>
       </w:r>
-      <w:hyperlink r:id="rId98">
-        <w:r>
-          <w:rPr>
-            <w:lang w:val="sw_KE" w:bidi="sw_KE"/>
-          </w:rPr>
-          <w:rPr>
-            <w:color w:val="0000EE"/>
-            <w:u w:val="single"/>
-          </w:rPr>
-          <w:t>11</w:t>
-        </w:r>
-      </w:hyperlink>
+      <w:r>
+        <w:rPr>
+          <w:lang w:val="sw_KE" w:bidi="sw_KE"/>
+        </w:rPr>
+        <w:t>11</w:t>
+      </w:r>
       <w:r>
         <w:rPr>
           <w:lang w:val="sw_KE" w:bidi="sw_KE"/>
         </w:rPr>
         <w:t xml:space="preserve">, </w:t>
       </w:r>
-      <w:hyperlink r:id="rId99">
-        <w:r>
-          <w:rPr>
-            <w:lang w:val="sw_KE" w:bidi="sw_KE"/>
-          </w:rPr>
-          <w:rPr>
-            <w:color w:val="0000EE"/>
-            <w:u w:val="single"/>
-          </w:rPr>
-          <w:t>17</w:t>
-        </w:r>
-      </w:hyperlink>
+      <w:r>
+        <w:rPr>
+          <w:lang w:val="sw_KE" w:bidi="sw_KE"/>
+        </w:rPr>
+        <w:t>17</w:t>
+      </w:r>
       <w:r>
         <w:rPr>
           <w:lang w:val="sw_KE" w:bidi="sw_KE"/>
         </w:rPr>
         <w:t xml:space="preserve">, </w:t>
       </w:r>
-      <w:hyperlink r:id="rId100">
-        <w:r>
-          <w:rPr>
-            <w:lang w:val="sw_KE" w:bidi="sw_KE"/>
-          </w:rPr>
-          <w:rPr>
-            <w:color w:val="0000EE"/>
-            <w:u w:val="single"/>
-          </w:rPr>
-          <w:t>26</w:t>
-        </w:r>
-      </w:hyperlink>
+      <w:r>
+        <w:rPr>
+          <w:lang w:val="sw_KE" w:bidi="sw_KE"/>
+        </w:rPr>
+        <w:t>26</w:t>
+      </w:r>
       <w:r>
         <w:rPr>
           <w:lang w:val="sw_KE" w:bidi="sw_KE"/>
         </w:rPr>
         <w:t xml:space="preserve">; </w:t>
       </w:r>
-      <w:hyperlink r:id="rId101">
-        <w:r>
-          <w:rPr>
-            <w:lang w:val="sw_KE" w:bidi="sw_KE"/>
-          </w:rPr>
-          <w:rPr>
-            <w:color w:val="0000EE"/>
-            <w:u w:val="single"/>
-          </w:rPr>
-          <w:t>3:5</w:t>
-        </w:r>
-      </w:hyperlink>
+      <w:r>
+        <w:rPr>
+          <w:lang w:val="sw_KE" w:bidi="sw_KE"/>
+        </w:rPr>
+        <w:t>3:5</w:t>
+      </w:r>
       <w:r>
         <w:rPr>
           <w:lang w:val="sw_KE" w:bidi="sw_KE"/>
         </w:rPr>
         <w:t xml:space="preserve">, </w:t>
       </w:r>
-      <w:hyperlink r:id="rId102">
-        <w:r>
-          <w:rPr>
-            <w:lang w:val="sw_KE" w:bidi="sw_KE"/>
-          </w:rPr>
-          <w:rPr>
-            <w:color w:val="0000EE"/>
-            <w:u w:val="single"/>
-          </w:rPr>
-          <w:t>12</w:t>
-        </w:r>
-      </w:hyperlink>
+      <w:r>
+        <w:rPr>
+          <w:lang w:val="sw_KE" w:bidi="sw_KE"/>
+        </w:rPr>
+        <w:t>12</w:t>
+      </w:r>
       <w:r>
         <w:rPr>
           <w:lang w:val="sw_KE" w:bidi="sw_KE"/>
         </w:rPr>
         <w:t xml:space="preserve">, </w:t>
       </w:r>
-      <w:hyperlink r:id="rId103">
-        <w:r>
-          <w:rPr>
-            <w:lang w:val="sw_KE" w:bidi="sw_KE"/>
-          </w:rPr>
-          <w:rPr>
-            <w:color w:val="0000EE"/>
-            <w:u w:val="single"/>
-          </w:rPr>
-          <w:t>21</w:t>
-        </w:r>
-      </w:hyperlink>
+      <w:r>
+        <w:rPr>
+          <w:lang w:val="sw_KE" w:bidi="sw_KE"/>
+        </w:rPr>
+        <w:t>21</w:t>
+      </w:r>
       <w:r>
         <w:rPr>
           <w:lang w:val="sw_KE" w:bidi="sw_KE"/>
         </w:rPr>
         <w:t>). Ufunuo unawaita kumtii Mungu, kudumisha ushuhuda wao (</w:t>
       </w:r>
-      <w:hyperlink r:id="rId104">
-        <w:r>
-          <w:rPr>
-            <w:lang w:val="sw_KE" w:bidi="sw_KE"/>
-          </w:rPr>
-          <w:rPr>
-            <w:color w:val="0000EE"/>
-            <w:u w:val="single"/>
-          </w:rPr>
-          <w:t>12:17</w:t>
-        </w:r>
-      </w:hyperlink>
+      <w:r>
+        <w:rPr>
+          <w:lang w:val="sw_KE" w:bidi="sw_KE"/>
+        </w:rPr>
+        <w:t>12:17</w:t>
+      </w:r>
       <w:r>
         <w:rPr>
           <w:lang w:val="sw_KE" w:bidi="sw_KE"/>
         </w:rPr>
         <w:t xml:space="preserve">; </w:t>
       </w:r>
-      <w:hyperlink r:id="rId54">
-        <w:r>
-          <w:rPr>
-            <w:lang w:val="sw_KE" w:bidi="sw_KE"/>
-          </w:rPr>
-          <w:rPr>
-            <w:color w:val="0000EE"/>
-            <w:u w:val="single"/>
-          </w:rPr>
-          <w:t>22:7</w:t>
-        </w:r>
-      </w:hyperlink>
+      <w:r>
+        <w:rPr>
+          <w:lang w:val="sw_KE" w:bidi="sw_KE"/>
+        </w:rPr>
+        <w:t>22:7</w:t>
+      </w:r>
       <w:r>
         <w:rPr>
           <w:lang w:val="sw_KE" w:bidi="sw_KE"/>
         </w:rPr>
         <w:t>), kuvumilia kwa subira (</w:t>
       </w:r>
-      <w:hyperlink r:id="rId70">
-        <w:r>
-          <w:rPr>
-            <w:lang w:val="sw_KE" w:bidi="sw_KE"/>
-          </w:rPr>
-          <w:rPr>
-            <w:color w:val="0000EE"/>
-            <w:u w:val="single"/>
-          </w:rPr>
-          <w:t>13:10</w:t>
-        </w:r>
-      </w:hyperlink>
+      <w:r>
+        <w:rPr>
+          <w:lang w:val="sw_KE" w:bidi="sw_KE"/>
+        </w:rPr>
+        <w:t>13:10</w:t>
+      </w:r>
       <w:r>
         <w:rPr>
           <w:lang w:val="sw_KE" w:bidi="sw_KE"/>
         </w:rPr>
         <w:t xml:space="preserve">; </w:t>
       </w:r>
-      <w:hyperlink r:id="rId105">
-        <w:r>
-          <w:rPr>
-            <w:lang w:val="sw_KE" w:bidi="sw_KE"/>
-          </w:rPr>
-          <w:rPr>
-            <w:color w:val="0000EE"/>
-            <w:u w:val="single"/>
-          </w:rPr>
-          <w:t>14:12</w:t>
-        </w:r>
-      </w:hyperlink>
+      <w:r>
+        <w:rPr>
+          <w:lang w:val="sw_KE" w:bidi="sw_KE"/>
+        </w:rPr>
+        <w:t>14:12</w:t>
+      </w:r>
       <w:r>
         <w:rPr>
           <w:lang w:val="sw_KE" w:bidi="sw_KE"/>
         </w:rPr>
         <w:t>), na kubaki macho (</w:t>
       </w:r>
-      <w:hyperlink r:id="rId106">
-        <w:r>
-          <w:rPr>
-            <w:lang w:val="sw_KE" w:bidi="sw_KE"/>
-          </w:rPr>
-          <w:rPr>
-            <w:color w:val="0000EE"/>
-            <w:u w:val="single"/>
-          </w:rPr>
-          <w:t>16:15</w:t>
-        </w:r>
-      </w:hyperlink>
+      <w:r>
+        <w:rPr>
+          <w:lang w:val="sw_KE" w:bidi="sw_KE"/>
+        </w:rPr>
+        <w:t>16:15</w:t>
+      </w:r>
       <w:r>
         <w:rPr>
           <w:lang w:val="sw_KE" w:bidi="sw_KE"/>
         </w:rPr>
         <w:t xml:space="preserve">; </w:t>
       </w:r>
-      <w:hyperlink r:id="rId107">
-        <w:r>
-          <w:rPr>
-            <w:lang w:val="sw_KE" w:bidi="sw_KE"/>
-          </w:rPr>
-          <w:rPr>
-            <w:color w:val="0000EE"/>
-            <w:u w:val="single"/>
-          </w:rPr>
-          <w:t>17:14</w:t>
-        </w:r>
-      </w:hyperlink>
+      <w:r>
+        <w:rPr>
+          <w:lang w:val="sw_KE" w:bidi="sw_KE"/>
+        </w:rPr>
+        <w:t>17:14</w:t>
+      </w:r>
       <w:r>
         <w:rPr>
           <w:lang w:val="sw_KE" w:bidi="sw_KE"/>
         </w:rPr>
         <w:t>) mbele ya mateso, wakijua kwamba waoga watakabili adhabu ya milele pamoja na watenda maovu (</w:t>
       </w:r>
-      <w:hyperlink r:id="rId108">
-        <w:r>
-          <w:rPr>
-            <w:lang w:val="sw_KE" w:bidi="sw_KE"/>
-          </w:rPr>
-          <w:rPr>
-            <w:color w:val="0000EE"/>
-            <w:u w:val="single"/>
-          </w:rPr>
-          <w:t>21:8</w:t>
-        </w:r>
-      </w:hyperlink>
+      <w:r>
+        <w:rPr>
+          <w:lang w:val="sw_KE" w:bidi="sw_KE"/>
+        </w:rPr>
+        <w:t>21:8</w:t>
+      </w:r>
       <w:r>
         <w:rPr>
           <w:lang w:val="sw_KE" w:bidi="sw_KE"/>
